--- a/블로그글작성/판례/물환경_대법원_시리즈/판례_대법원2016두38211_특정수질유해물질은소량이라도배출하면임업용산지에못짓습니다.docx
+++ b/블로그글작성/판례/물환경_대법원_시리즈/판례_대법원2016두38211_특정수질유해물질은소량이라도배출하면임업용산지에못짓습니다.docx
@@ -599,6 +599,13 @@
           <w:rFonts w:ascii="맑은 고딕" w:hAnsi="맑은 고딕" w:eastAsia="맑은 고딕" w:cs="맑은 고딕"/>
           <w:color w:val="000000"/>
         </w:rPr>
+        <w:br/>
+      </w:r>
+      <w:r>
+        <w:rPr>
+          <w:rFonts w:ascii="맑은 고딕" w:hAnsi="맑은 고딕" w:eastAsia="맑은 고딕" w:cs="맑은 고딕"/>
+          <w:color w:val="000000"/>
+        </w:rPr>
         <w:t>② 원고는 그 사전 절차로 지질조사시설을 설치하는 내용의 산지일시사용신고를 피고에게 하였다.</w:t>
       </w:r>
       <w:r>
@@ -613,6 +620,13 @@
           <w:rFonts w:ascii="맑은 고딕" w:hAnsi="맑은 고딕" w:eastAsia="맑은 고딕" w:cs="맑은 고딕"/>
           <w:color w:val="000000"/>
         </w:rPr>
+        <w:br/>
+      </w:r>
+      <w:r>
+        <w:rPr>
+          <w:rFonts w:ascii="맑은 고딕" w:hAnsi="맑은 고딕" w:eastAsia="맑은 고딕" w:cs="맑은 고딕"/>
+          <w:color w:val="000000"/>
+        </w:rPr>
         <w:t>③ 원고의 사업계획에는 납·구리·비소·카드뮴·수은 및 각 그 화합물, 6가크롬화합물, 시안화합물, 유기인화합물, 테트라클로로에틸렌, 트리클로로에틸렌 등이 일정 농도 이상 함유된 사업장 지정폐기물을 매립한다는 내용이 포함되어 있었다.</w:t>
       </w:r>
       <w:r>
@@ -627,6 +641,13 @@
           <w:rFonts w:ascii="맑은 고딕" w:hAnsi="맑은 고딕" w:eastAsia="맑은 고딕" w:cs="맑은 고딕"/>
           <w:color w:val="000000"/>
         </w:rPr>
+        <w:br/>
+      </w:r>
+      <w:r>
+        <w:rPr>
+          <w:rFonts w:ascii="맑은 고딕" w:hAnsi="맑은 고딕" w:eastAsia="맑은 고딕" w:cs="맑은 고딕"/>
+          <w:color w:val="000000"/>
+        </w:rPr>
         <w:t>④ 피고는 이 사건 폐기물매립시설이 특정수질유해물질을 배출하는 시설이라는 이유 등을 들어 위 신고를 반려하였다.</w:t>
       </w:r>
       <w:r>
@@ -641,7 +662,21 @@
           <w:rFonts w:ascii="맑은 고딕" w:hAnsi="맑은 고딕" w:eastAsia="맑은 고딕" w:cs="맑은 고딕"/>
           <w:color w:val="000000"/>
         </w:rPr>
+        <w:br/>
+      </w:r>
+      <w:r>
+        <w:rPr>
+          <w:rFonts w:ascii="맑은 고딕" w:hAnsi="맑은 고딕" w:eastAsia="맑은 고딕" w:cs="맑은 고딕"/>
+          <w:color w:val="000000"/>
+        </w:rPr>
         <w:t>⑤ 원고는 침출수 배출허용기준 이하로 처리할 수 있는 침출수 처리시설을 갖출 것이고 이 시설은 물환경보전법상 폐수배출시설도 아니라고 주장하며 반려처분의 취소를 구하였다.</w:t>
+      </w:r>
+      <w:r>
+        <w:rPr>
+          <w:rFonts w:ascii="맑은 고딕" w:hAnsi="맑은 고딕" w:eastAsia="맑은 고딕" w:cs="맑은 고딕"/>
+          <w:color w:val="000000"/>
+        </w:rPr>
+        <w:br/>
       </w:r>
       <w:r>
         <w:rPr>
@@ -694,6 +729,7 @@
         <w:rPr>
           <w:rFonts w:ascii="맑은 고딕" w:hAnsi="맑은 고딕" w:eastAsia="맑은 고딕" w:cs="맑은 고딕"/>
           <w:color w:val="000000"/>
+          <w:u w:val="single"/>
         </w:rPr>
         <w:t>이 사건의 쟁점은, 산지관리법 시행령이 임업용 산지에서의 산지전용·산지일시사용 대상에서 제외하는 ‘특정수질유해물질을 배출하는 시설’에 해당하는지를 판단하는 기준이다.</w:t>
       </w:r>
@@ -733,7 +769,9 @@
       <w:r>
         <w:rPr>
           <w:rFonts w:ascii="맑은 고딕" w:hAnsi="맑은 고딕" w:eastAsia="맑은 고딕" w:cs="맑은 고딕"/>
-          <w:color w:val="000000"/>
+          <w:b/>
+          <w:color w:val="000000"/>
+          <w:u w:val="single"/>
         </w:rPr>
         <w:t>① 산지관리법 제12조 제1항은 임업용 산지에서는 산지전용 또는 산지일시사용을 할 수 없고, 예외적으로 각 호에 해당하는 행위를 하기 위해서만 이를 할 수 있다고 규정하면서 제13호로 ‘대통령령으로 정하는 지역사회개발 및 산업발전에 필요한 시설의 설치’를 들고 있다.</w:t>
       </w:r>
@@ -749,6 +787,13 @@
           <w:rFonts w:ascii="맑은 고딕" w:hAnsi="맑은 고딕" w:eastAsia="맑은 고딕" w:cs="맑은 고딕"/>
           <w:color w:val="000000"/>
         </w:rPr>
+        <w:br/>
+      </w:r>
+      <w:r>
+        <w:rPr>
+          <w:rFonts w:ascii="맑은 고딕" w:hAnsi="맑은 고딕" w:eastAsia="맑은 고딕" w:cs="맑은 고딕"/>
+          <w:color w:val="000000"/>
+        </w:rPr>
         <w:t>② 그 위임에 따른 시행령 제12조 제10항은 다른 법률에 따라 산지전용허가 등이 의제되는 처분을 받아 설치되는 시설을 말한다고 하면서, 제3호로 ‘물환경보전법 제2조 제8호에 따른 특정수질유해물질을 배출하는 시설. 다만 같은 법 제34조에 따라 폐수무방류배출시설의 설치허가를 받아 운영하는 경우를 제외한다’를 제외 대상으로 규정하고 있다.</w:t>
       </w:r>
       <w:r>
@@ -763,6 +808,13 @@
           <w:rFonts w:ascii="맑은 고딕" w:hAnsi="맑은 고딕" w:eastAsia="맑은 고딕" w:cs="맑은 고딕"/>
           <w:color w:val="000000"/>
         </w:rPr>
+        <w:br/>
+      </w:r>
+      <w:r>
+        <w:rPr>
+          <w:rFonts w:ascii="맑은 고딕" w:hAnsi="맑은 고딕" w:eastAsia="맑은 고딕" w:cs="맑은 고딕"/>
+          <w:color w:val="000000"/>
+        </w:rPr>
         <w:t>③ 여기서 ‘특정수질유해물질’이란 사람의 건강, 재산이나 동식물의 생육에 직접 또는 간접으로 위해를 줄 우려가 있는 수질오염물질로서 시행규칙 [별표 3]에서 정하는 구리·납·비소·수은·카드뮴 및 그 화합물 등의 물질을 의미한다.</w:t>
       </w:r>
       <w:r>
@@ -777,6 +829,13 @@
           <w:rFonts w:ascii="맑은 고딕" w:hAnsi="맑은 고딕" w:eastAsia="맑은 고딕" w:cs="맑은 고딕"/>
           <w:color w:val="000000"/>
         </w:rPr>
+        <w:br/>
+      </w:r>
+      <w:r>
+        <w:rPr>
+          <w:rFonts w:ascii="맑은 고딕" w:hAnsi="맑은 고딕" w:eastAsia="맑은 고딕" w:cs="맑은 고딕"/>
+          <w:color w:val="000000"/>
+        </w:rPr>
         <w:t>④ 이 사건 조항은 임업의 생산성을 높이고 수원을 보호하며 자연생태계를 보전하는 등 산림의 공익 기능을 높이고 산지전용을 자연친화적인 방법으로 하기 위한 산지관리법의 입법 취지 및 산지관리의 기본원칙에 따른 것이다.</w:t>
       </w:r>
       <w:r>
@@ -791,6 +850,13 @@
           <w:rFonts w:ascii="맑은 고딕" w:hAnsi="맑은 고딕" w:eastAsia="맑은 고딕" w:cs="맑은 고딕"/>
           <w:color w:val="000000"/>
         </w:rPr>
+        <w:br/>
+      </w:r>
+      <w:r>
+        <w:rPr>
+          <w:rFonts w:ascii="맑은 고딕" w:hAnsi="맑은 고딕" w:eastAsia="맑은 고딕" w:cs="맑은 고딕"/>
+          <w:color w:val="000000"/>
+        </w:rPr>
         <w:t>⑤ 이는 물환경보전법이나 폐기물관리법상의 각종 시설설치기준과 배출허용기준 등 여러 가지 규제를 위한 규정과는 그 입법 취지와 목적을 달리하며, 다만 물환경보전법상 ‘특정수질유해물질’의 개념을 원용한 것에 불과하다.</w:t>
       </w:r>
       <w:r>
@@ -805,6 +871,14 @@
           <w:rFonts w:ascii="맑은 고딕" w:hAnsi="맑은 고딕" w:eastAsia="맑은 고딕" w:cs="맑은 고딕"/>
           <w:color w:val="000000"/>
         </w:rPr>
+        <w:br/>
+      </w:r>
+      <w:r>
+        <w:rPr>
+          <w:rFonts w:ascii="맑은 고딕" w:hAnsi="맑은 고딕" w:eastAsia="맑은 고딕" w:cs="맑은 고딕"/>
+          <w:color w:val="000000"/>
+          <w:u w:val="single"/>
+        </w:rPr>
         <w:t>⑥ 따라서 이 사건 조항에 의한 산지전용·산지일시사용의 가능 여부는 당해 시설이 물환경보전법에서 정한 ‘폐수배출시설’에 해당하는지 여부와는 관계없이, 오로지 특정수질유해물질을 소량이라도 배출하는지 여부 또는 폐수무방류배출시설의 설치허가를 받을 수 있는지 여부만에 의하여 판단할 문제이다.</w:t>
       </w:r>
       <w:r>
@@ -819,6 +893,15 @@
           <w:rFonts w:ascii="맑은 고딕" w:hAnsi="맑은 고딕" w:eastAsia="맑은 고딕" w:cs="맑은 고딕"/>
           <w:color w:val="000000"/>
         </w:rPr>
+        <w:br/>
+      </w:r>
+      <w:r>
+        <w:rPr>
+          <w:rFonts w:ascii="맑은 고딕" w:hAnsi="맑은 고딕" w:eastAsia="맑은 고딕" w:cs="맑은 고딕"/>
+          <w:b/>
+          <w:color w:val="000000"/>
+          <w:u w:val="single"/>
+        </w:rPr>
         <w:t>⑦ 원심은 침출수 처리시설을 갖추더라도 그 침출수에는 당연히 특정수질유해물질이 함유되어 있을 것이므로 이 사건 폐기물매립시설은 폐수무방류배출시설의 설치허가를 받아 운영할 수 없는 시설로서 ‘특정수질유해물질을 배출하는 시설’에 해당한다고 보았다.</w:t>
       </w:r>
       <w:r>
@@ -833,6 +916,13 @@
           <w:rFonts w:ascii="맑은 고딕" w:hAnsi="맑은 고딕" w:eastAsia="맑은 고딕" w:cs="맑은 고딕"/>
           <w:color w:val="000000"/>
         </w:rPr>
+        <w:br/>
+      </w:r>
+      <w:r>
+        <w:rPr>
+          <w:rFonts w:ascii="맑은 고딕" w:hAnsi="맑은 고딕" w:eastAsia="맑은 고딕" w:cs="맑은 고딕"/>
+          <w:color w:val="000000"/>
+        </w:rPr>
         <w:t>⑧ 또한 시행령 제12조 제10항 제4호가 제한대상을 ‘물환경보전법에 따른 폐수배출시설 중 일정 기준의 사업장에 설치되는 시설’이라는 형식으로 규정한 것과 달리, 이 사건 조항은 ‘특정수질유해물질을 배출하는 시설’이라고만 규정함으로써 ‘배출시설’과 ‘폐수배출시설’을 명확히 구분하여 표현하고 있다.</w:t>
       </w:r>
       <w:r>
@@ -846,6 +936,15 @@
         <w:rPr>
           <w:rFonts w:ascii="맑은 고딕" w:hAnsi="맑은 고딕" w:eastAsia="맑은 고딕" w:cs="맑은 고딕"/>
           <w:color w:val="000000"/>
+        </w:rPr>
+        <w:br/>
+      </w:r>
+      <w:r>
+        <w:rPr>
+          <w:rFonts w:ascii="맑은 고딕" w:hAnsi="맑은 고딕" w:eastAsia="맑은 고딕" w:cs="맑은 고딕"/>
+          <w:b/>
+          <w:color w:val="000000"/>
+          <w:u w:val="single"/>
         </w:rPr>
         <w:t>⑨ 대법원은 이러한 원심의 판단이 정당하다고 보아 상고를 기각하였다.</w:t>
       </w:r>

--- a/블로그글작성/판례/물환경_대법원_시리즈/판례_대법원2016두38211_특정수질유해물질은소량이라도배출하면임업용산지에못짓습니다.docx
+++ b/블로그글작성/판례/물환경_대법원_시리즈/판례_대법원2016두38211_특정수질유해물질은소량이라도배출하면임업용산지에못짓습니다.docx
@@ -16,7 +16,7 @@
           <w:color w:val="000000"/>
           <w:sz w:val="30"/>
         </w:rPr>
-        <w:t>특정수질유해물질은 소량이라도 배출하면 임업용 산지에 못 짓습니다</w:t>
+        <w:t>특정수질유해물질은 소량이라도 배출하면 임업용 산지에 못 짓습니다. (2016두38211)</w:t>
       </w:r>
     </w:p>
     <w:p>
@@ -47,12 +47,6 @@
         </w:rPr>
         <w:t>○ 임업용 산지에 폐기물매립시설을 세우려고 지질조사시설 산지일시사용신고를 했다가 반려된 사건입니다. 대법원은 산지관리법이 정한 ‘특정수질유해물질을 배출하는 시설’인지는 물환경보전법상 ‘폐수배출시설’에 해당하는지와는 관계없이, 오로지 특정수질유해물질을 소량이라도 배출하는지 또는 폐수무방류배출시설 허가를 받을 수 있는지만으로 판단한다고 보았습니다.</w:t>
       </w:r>
-    </w:p>
-    <w:p>
-      <w:pPr>
-        <w:autoSpaceDN w:val="0"/>
-        <w:autoSpaceDE w:val="0"/>
-      </w:pPr>
     </w:p>
     <w:p>
       <w:pPr>
@@ -220,12 +214,6 @@
       <w:pPr>
         <w:autoSpaceDN w:val="0"/>
         <w:autoSpaceDE w:val="0"/>
-      </w:pPr>
-    </w:p>
-    <w:p>
-      <w:pPr>
-        <w:autoSpaceDN w:val="0"/>
-        <w:autoSpaceDE w:val="0"/>
         <w:pStyle w:val="2"/>
       </w:pPr>
       <w:r>
@@ -558,6 +546,139 @@
       <w:pPr>
         <w:autoSpaceDN w:val="0"/>
         <w:autoSpaceDE w:val="0"/>
+        <w:pStyle w:val="2"/>
+        <w:spacing w:before="80"/>
+      </w:pPr>
+      <w:r>
+        <w:rPr>
+          <w:rFonts w:ascii="맑은 고딕" w:hAnsi="맑은 고딕" w:eastAsia="맑은 고딕" w:cs="맑은 고딕"/>
+          <w:color w:val="000000"/>
+        </w:rPr>
+        <w:t>2. 사실관계</w:t>
+      </w:r>
+    </w:p>
+    <w:p>
+      <w:pPr>
+        <w:autoSpaceDN w:val="0"/>
+        <w:autoSpaceDE w:val="0"/>
+      </w:pPr>
+      <w:r>
+        <w:rPr>
+          <w:rFonts w:ascii="맑은 고딕" w:hAnsi="맑은 고딕" w:eastAsia="맑은 고딕" w:cs="맑은 고딕"/>
+          <w:color w:val="000000"/>
+        </w:rPr>
+        <w:t>① 원고는 임업용 산지를 다수 포함하는 사업 예정지에 ‘에코타운 조성사업’을 추진하면서 관리형 폐기물매립시설을 설치할 계획을 수립하였다.</w:t>
+      </w:r>
+      <w:r>
+        <w:rPr>
+          <w:rFonts w:ascii="맑은 고딕" w:hAnsi="맑은 고딕" w:eastAsia="맑은 고딕" w:cs="맑은 고딕"/>
+          <w:color w:val="000000"/>
+        </w:rPr>
+        <w:br/>
+      </w:r>
+      <w:r>
+        <w:rPr>
+          <w:rFonts w:ascii="맑은 고딕" w:hAnsi="맑은 고딕" w:eastAsia="맑은 고딕" w:cs="맑은 고딕"/>
+          <w:color w:val="000000"/>
+        </w:rPr>
+        <w:br/>
+      </w:r>
+      <w:r>
+        <w:rPr>
+          <w:rFonts w:ascii="맑은 고딕" w:hAnsi="맑은 고딕" w:eastAsia="맑은 고딕" w:cs="맑은 고딕"/>
+          <w:color w:val="000000"/>
+        </w:rPr>
+        <w:t>② 원고는 그 사전 절차로 지질조사시설을 설치하는 내용의 산지일시사용신고를 피고에게 하였다.</w:t>
+      </w:r>
+      <w:r>
+        <w:rPr>
+          <w:rFonts w:ascii="맑은 고딕" w:hAnsi="맑은 고딕" w:eastAsia="맑은 고딕" w:cs="맑은 고딕"/>
+          <w:color w:val="000000"/>
+        </w:rPr>
+        <w:br/>
+      </w:r>
+      <w:r>
+        <w:rPr>
+          <w:rFonts w:ascii="맑은 고딕" w:hAnsi="맑은 고딕" w:eastAsia="맑은 고딕" w:cs="맑은 고딕"/>
+          <w:color w:val="000000"/>
+        </w:rPr>
+        <w:br/>
+      </w:r>
+      <w:r>
+        <w:rPr>
+          <w:rFonts w:ascii="맑은 고딕" w:hAnsi="맑은 고딕" w:eastAsia="맑은 고딕" w:cs="맑은 고딕"/>
+          <w:color w:val="000000"/>
+        </w:rPr>
+        <w:t>③ 원고의 사업계획에는 납·구리·비소·카드뮴·수은 및 각 그 화합물, 6가크롬화합물, 시안화합물, 유기인화합물, 테트라클로로에틸렌, 트리클로로에틸렌 등이 일정 농도 이상 함유된 사업장 지정폐기물을 매립한다는 내용이 포함되어 있었다.</w:t>
+      </w:r>
+      <w:r>
+        <w:rPr>
+          <w:rFonts w:ascii="맑은 고딕" w:hAnsi="맑은 고딕" w:eastAsia="맑은 고딕" w:cs="맑은 고딕"/>
+          <w:color w:val="000000"/>
+        </w:rPr>
+        <w:br/>
+      </w:r>
+      <w:r>
+        <w:rPr>
+          <w:rFonts w:ascii="맑은 고딕" w:hAnsi="맑은 고딕" w:eastAsia="맑은 고딕" w:cs="맑은 고딕"/>
+          <w:color w:val="000000"/>
+        </w:rPr>
+        <w:br/>
+      </w:r>
+      <w:r>
+        <w:rPr>
+          <w:rFonts w:ascii="맑은 고딕" w:hAnsi="맑은 고딕" w:eastAsia="맑은 고딕" w:cs="맑은 고딕"/>
+          <w:color w:val="000000"/>
+        </w:rPr>
+        <w:t>④ 피고는 이 사건 폐기물매립시설이 특정수질유해물질을 배출하는 시설이라는 이유 등을 들어 위 신고를 반려하였다.</w:t>
+      </w:r>
+      <w:r>
+        <w:rPr>
+          <w:rFonts w:ascii="맑은 고딕" w:hAnsi="맑은 고딕" w:eastAsia="맑은 고딕" w:cs="맑은 고딕"/>
+          <w:color w:val="000000"/>
+        </w:rPr>
+        <w:br/>
+      </w:r>
+      <w:r>
+        <w:rPr>
+          <w:rFonts w:ascii="맑은 고딕" w:hAnsi="맑은 고딕" w:eastAsia="맑은 고딕" w:cs="맑은 고딕"/>
+          <w:color w:val="000000"/>
+        </w:rPr>
+        <w:br/>
+      </w:r>
+      <w:r>
+        <w:rPr>
+          <w:rFonts w:ascii="맑은 고딕" w:hAnsi="맑은 고딕" w:eastAsia="맑은 고딕" w:cs="맑은 고딕"/>
+          <w:color w:val="000000"/>
+        </w:rPr>
+        <w:t>⑤ 원고는 침출수 배출허용기준 이하로 처리할 수 있는 침출수 처리시설을 갖출 것이고 이 시설은 물환경보전법상 폐수배출시설도 아니라고 주장하며 반려처분의 취소를 구하였다.</w:t>
+      </w:r>
+      <w:r>
+        <w:rPr>
+          <w:rFonts w:ascii="맑은 고딕" w:hAnsi="맑은 고딕" w:eastAsia="맑은 고딕" w:cs="맑은 고딕"/>
+          <w:color w:val="000000"/>
+        </w:rPr>
+        <w:br/>
+      </w:r>
+      <w:r>
+        <w:rPr>
+          <w:rFonts w:ascii="맑은 고딕" w:hAnsi="맑은 고딕" w:eastAsia="맑은 고딕" w:cs="맑은 고딕"/>
+          <w:color w:val="000000"/>
+        </w:rPr>
+        <w:br/>
+      </w:r>
+      <w:r>
+        <w:rPr>
+          <w:rFonts w:ascii="맑은 고딕" w:hAnsi="맑은 고딕" w:eastAsia="맑은 고딕" w:cs="맑은 고딕"/>
+          <w:color w:val="000000"/>
+        </w:rPr>
+        <w:t>⑥ 제1심과 원심은 모두 피고의 손을 들어주었고, 원고가 상고하였다.</w:t>
+      </w:r>
+    </w:p>
+    <w:p>
+      <w:pPr>
+        <w:autoSpaceDN w:val="0"/>
+        <w:autoSpaceDE w:val="0"/>
       </w:pPr>
     </w:p>
     <w:p>
@@ -572,7 +693,7 @@
           <w:rFonts w:ascii="맑은 고딕" w:hAnsi="맑은 고딕" w:eastAsia="맑은 고딕" w:cs="맑은 고딕"/>
           <w:color w:val="000000"/>
         </w:rPr>
-        <w:t>2. 사실관계</w:t>
+        <w:t>3. 쟁점</w:t>
       </w:r>
     </w:p>
     <w:p>
@@ -584,120 +705,10 @@
         <w:rPr>
           <w:rFonts w:ascii="맑은 고딕" w:hAnsi="맑은 고딕" w:eastAsia="맑은 고딕" w:cs="맑은 고딕"/>
           <w:color w:val="000000"/>
-        </w:rPr>
-        <w:t>① 원고는 임업용 산지를 다수 포함하는 사업 예정지에 ‘에코타운 조성사업’을 추진하면서 관리형 폐기물매립시설을 설치할 계획을 수립하였다.</w:t>
-      </w:r>
-      <w:r>
-        <w:rPr>
-          <w:rFonts w:ascii="맑은 고딕" w:hAnsi="맑은 고딕" w:eastAsia="맑은 고딕" w:cs="맑은 고딕"/>
-          <w:color w:val="000000"/>
-        </w:rPr>
-        <w:br/>
-      </w:r>
-      <w:r>
-        <w:rPr>
-          <w:rFonts w:ascii="맑은 고딕" w:hAnsi="맑은 고딕" w:eastAsia="맑은 고딕" w:cs="맑은 고딕"/>
-          <w:color w:val="000000"/>
-        </w:rPr>
-        <w:br/>
-      </w:r>
-      <w:r>
-        <w:rPr>
-          <w:rFonts w:ascii="맑은 고딕" w:hAnsi="맑은 고딕" w:eastAsia="맑은 고딕" w:cs="맑은 고딕"/>
-          <w:color w:val="000000"/>
-        </w:rPr>
-        <w:t>② 원고는 그 사전 절차로 지질조사시설을 설치하는 내용의 산지일시사용신고를 피고에게 하였다.</w:t>
-      </w:r>
-      <w:r>
-        <w:rPr>
-          <w:rFonts w:ascii="맑은 고딕" w:hAnsi="맑은 고딕" w:eastAsia="맑은 고딕" w:cs="맑은 고딕"/>
-          <w:color w:val="000000"/>
-        </w:rPr>
-        <w:br/>
-      </w:r>
-      <w:r>
-        <w:rPr>
-          <w:rFonts w:ascii="맑은 고딕" w:hAnsi="맑은 고딕" w:eastAsia="맑은 고딕" w:cs="맑은 고딕"/>
-          <w:color w:val="000000"/>
-        </w:rPr>
-        <w:br/>
-      </w:r>
-      <w:r>
-        <w:rPr>
-          <w:rFonts w:ascii="맑은 고딕" w:hAnsi="맑은 고딕" w:eastAsia="맑은 고딕" w:cs="맑은 고딕"/>
-          <w:color w:val="000000"/>
-        </w:rPr>
-        <w:t>③ 원고의 사업계획에는 납·구리·비소·카드뮴·수은 및 각 그 화합물, 6가크롬화합물, 시안화합물, 유기인화합물, 테트라클로로에틸렌, 트리클로로에틸렌 등이 일정 농도 이상 함유된 사업장 지정폐기물을 매립한다는 내용이 포함되어 있었다.</w:t>
-      </w:r>
-      <w:r>
-        <w:rPr>
-          <w:rFonts w:ascii="맑은 고딕" w:hAnsi="맑은 고딕" w:eastAsia="맑은 고딕" w:cs="맑은 고딕"/>
-          <w:color w:val="000000"/>
-        </w:rPr>
-        <w:br/>
-      </w:r>
-      <w:r>
-        <w:rPr>
-          <w:rFonts w:ascii="맑은 고딕" w:hAnsi="맑은 고딕" w:eastAsia="맑은 고딕" w:cs="맑은 고딕"/>
-          <w:color w:val="000000"/>
-        </w:rPr>
-        <w:br/>
-      </w:r>
-      <w:r>
-        <w:rPr>
-          <w:rFonts w:ascii="맑은 고딕" w:hAnsi="맑은 고딕" w:eastAsia="맑은 고딕" w:cs="맑은 고딕"/>
-          <w:color w:val="000000"/>
-        </w:rPr>
-        <w:t>④ 피고는 이 사건 폐기물매립시설이 특정수질유해물질을 배출하는 시설이라는 이유 등을 들어 위 신고를 반려하였다.</w:t>
-      </w:r>
-      <w:r>
-        <w:rPr>
-          <w:rFonts w:ascii="맑은 고딕" w:hAnsi="맑은 고딕" w:eastAsia="맑은 고딕" w:cs="맑은 고딕"/>
-          <w:color w:val="000000"/>
-        </w:rPr>
-        <w:br/>
-      </w:r>
-      <w:r>
-        <w:rPr>
-          <w:rFonts w:ascii="맑은 고딕" w:hAnsi="맑은 고딕" w:eastAsia="맑은 고딕" w:cs="맑은 고딕"/>
-          <w:color w:val="000000"/>
-        </w:rPr>
-        <w:br/>
-      </w:r>
-      <w:r>
-        <w:rPr>
-          <w:rFonts w:ascii="맑은 고딕" w:hAnsi="맑은 고딕" w:eastAsia="맑은 고딕" w:cs="맑은 고딕"/>
-          <w:color w:val="000000"/>
-        </w:rPr>
-        <w:t>⑤ 원고는 침출수 배출허용기준 이하로 처리할 수 있는 침출수 처리시설을 갖출 것이고 이 시설은 물환경보전법상 폐수배출시설도 아니라고 주장하며 반려처분의 취소를 구하였다.</w:t>
-      </w:r>
-      <w:r>
-        <w:rPr>
-          <w:rFonts w:ascii="맑은 고딕" w:hAnsi="맑은 고딕" w:eastAsia="맑은 고딕" w:cs="맑은 고딕"/>
-          <w:color w:val="000000"/>
-        </w:rPr>
-        <w:br/>
-      </w:r>
-      <w:r>
-        <w:rPr>
-          <w:rFonts w:ascii="맑은 고딕" w:hAnsi="맑은 고딕" w:eastAsia="맑은 고딕" w:cs="맑은 고딕"/>
-          <w:color w:val="000000"/>
-        </w:rPr>
-        <w:br/>
-      </w:r>
-      <w:r>
-        <w:rPr>
-          <w:rFonts w:ascii="맑은 고딕" w:hAnsi="맑은 고딕" w:eastAsia="맑은 고딕" w:cs="맑은 고딕"/>
-          <w:color w:val="000000"/>
-        </w:rPr>
-        <w:t>⑥ 제1심과 원심은 모두 피고의 손을 들어주었고, 원고가 상고하였다.</w:t>
-      </w:r>
-    </w:p>
-    <w:p>
-      <w:pPr>
-        <w:autoSpaceDN w:val="0"/>
-        <w:autoSpaceDE w:val="0"/>
-      </w:pPr>
+          <w:u w:val="single"/>
+        </w:rPr>
+        <w:t>이 사건의 쟁점은, 산지관리법 시행령이 임업용 산지에서의 산지전용·산지일시사용 대상에서 제외하는 ‘특정수질유해물질을 배출하는 시설’에 해당하는지를 판단하는 기준이다.</w:t>
+      </w:r>
     </w:p>
     <w:p>
       <w:pPr>
@@ -717,7 +728,7 @@
           <w:rFonts w:ascii="맑은 고딕" w:hAnsi="맑은 고딕" w:eastAsia="맑은 고딕" w:cs="맑은 고딕"/>
           <w:color w:val="000000"/>
         </w:rPr>
-        <w:t>3. 쟁점</w:t>
+        <w:t>4. 판단</w:t>
       </w:r>
     </w:p>
     <w:p>
@@ -728,44 +739,132 @@
       <w:r>
         <w:rPr>
           <w:rFonts w:ascii="맑은 고딕" w:hAnsi="맑은 고딕" w:eastAsia="맑은 고딕" w:cs="맑은 고딕"/>
+          <w:b/>
           <w:color w:val="000000"/>
           <w:u w:val="single"/>
         </w:rPr>
-        <w:t>이 사건의 쟁점은, 산지관리법 시행령이 임업용 산지에서의 산지전용·산지일시사용 대상에서 제외하는 ‘특정수질유해물질을 배출하는 시설’에 해당하는지를 판단하는 기준이다.</w:t>
-      </w:r>
-    </w:p>
-    <w:p>
-      <w:pPr>
-        <w:autoSpaceDN w:val="0"/>
-        <w:autoSpaceDE w:val="0"/>
-      </w:pPr>
-    </w:p>
-    <w:p>
-      <w:pPr>
-        <w:autoSpaceDN w:val="0"/>
-        <w:autoSpaceDE w:val="0"/>
-      </w:pPr>
-    </w:p>
-    <w:p>
-      <w:pPr>
-        <w:autoSpaceDN w:val="0"/>
-        <w:autoSpaceDE w:val="0"/>
-        <w:pStyle w:val="2"/>
-        <w:spacing w:before="80"/>
-      </w:pPr>
-      <w:r>
-        <w:rPr>
-          <w:rFonts w:ascii="맑은 고딕" w:hAnsi="맑은 고딕" w:eastAsia="맑은 고딕" w:cs="맑은 고딕"/>
-          <w:color w:val="000000"/>
-        </w:rPr>
-        <w:t>4. 판단</w:t>
-      </w:r>
-    </w:p>
-    <w:p>
-      <w:pPr>
-        <w:autoSpaceDN w:val="0"/>
-        <w:autoSpaceDE w:val="0"/>
-      </w:pPr>
+        <w:t>① 산지관리법 제12조 제1항은 임업용 산지에서는 산지전용 또는 산지일시사용을 할 수 없고, 예외적으로 각 호에 해당하는 행위를 하기 위해서만 이를 할 수 있다고 규정하면서 제13호로 ‘대통령령으로 정하는 지역사회개발 및 산업발전에 필요한 시설의 설치’를 들고 있다.</w:t>
+      </w:r>
+      <w:r>
+        <w:rPr>
+          <w:rFonts w:ascii="맑은 고딕" w:hAnsi="맑은 고딕" w:eastAsia="맑은 고딕" w:cs="맑은 고딕"/>
+          <w:color w:val="000000"/>
+        </w:rPr>
+        <w:br/>
+      </w:r>
+      <w:r>
+        <w:rPr>
+          <w:rFonts w:ascii="맑은 고딕" w:hAnsi="맑은 고딕" w:eastAsia="맑은 고딕" w:cs="맑은 고딕"/>
+          <w:color w:val="000000"/>
+        </w:rPr>
+        <w:br/>
+      </w:r>
+      <w:r>
+        <w:rPr>
+          <w:rFonts w:ascii="맑은 고딕" w:hAnsi="맑은 고딕" w:eastAsia="맑은 고딕" w:cs="맑은 고딕"/>
+          <w:color w:val="000000"/>
+        </w:rPr>
+        <w:t>② 그 위임에 따른 시행령 제12조 제10항은 다른 법률에 따라 산지전용허가 등이 의제되는 처분을 받아 설치되는 시설을 말한다고 하면서, 제3호로 ‘물환경보전법 제2조 제8호에 따른 특정수질유해물질을 배출하는 시설. 다만 같은 법 제34조에 따라 폐수무방류배출시설의 설치허가를 받아 운영하는 경우를 제외한다’를 제외 대상으로 규정하고 있다.</w:t>
+      </w:r>
+      <w:r>
+        <w:rPr>
+          <w:rFonts w:ascii="맑은 고딕" w:hAnsi="맑은 고딕" w:eastAsia="맑은 고딕" w:cs="맑은 고딕"/>
+          <w:color w:val="000000"/>
+        </w:rPr>
+        <w:br/>
+      </w:r>
+      <w:r>
+        <w:rPr>
+          <w:rFonts w:ascii="맑은 고딕" w:hAnsi="맑은 고딕" w:eastAsia="맑은 고딕" w:cs="맑은 고딕"/>
+          <w:color w:val="000000"/>
+        </w:rPr>
+        <w:br/>
+      </w:r>
+      <w:r>
+        <w:rPr>
+          <w:rFonts w:ascii="맑은 고딕" w:hAnsi="맑은 고딕" w:eastAsia="맑은 고딕" w:cs="맑은 고딕"/>
+          <w:color w:val="000000"/>
+        </w:rPr>
+        <w:t>③ 여기서 ‘특정수질유해물질’이란 사람의 건강, 재산이나 동식물의 생육에 직접 또는 간접으로 위해를 줄 우려가 있는 수질오염물질로서 시행규칙 [별표 3]에서 정하는 구리·납·비소·수은·카드뮴 및 그 화합물 등의 물질을 의미한다.</w:t>
+      </w:r>
+      <w:r>
+        <w:rPr>
+          <w:rFonts w:ascii="맑은 고딕" w:hAnsi="맑은 고딕" w:eastAsia="맑은 고딕" w:cs="맑은 고딕"/>
+          <w:color w:val="000000"/>
+        </w:rPr>
+        <w:br/>
+      </w:r>
+      <w:r>
+        <w:rPr>
+          <w:rFonts w:ascii="맑은 고딕" w:hAnsi="맑은 고딕" w:eastAsia="맑은 고딕" w:cs="맑은 고딕"/>
+          <w:color w:val="000000"/>
+        </w:rPr>
+        <w:br/>
+      </w:r>
+      <w:r>
+        <w:rPr>
+          <w:rFonts w:ascii="맑은 고딕" w:hAnsi="맑은 고딕" w:eastAsia="맑은 고딕" w:cs="맑은 고딕"/>
+          <w:color w:val="000000"/>
+        </w:rPr>
+        <w:t>④ 이 사건 조항은 임업의 생산성을 높이고 수원을 보호하며 자연생태계를 보전하는 등 산림의 공익 기능을 높이고 산지전용을 자연친화적인 방법으로 하기 위한 산지관리법의 입법 취지 및 산지관리의 기본원칙에 따른 것이다.</w:t>
+      </w:r>
+      <w:r>
+        <w:rPr>
+          <w:rFonts w:ascii="맑은 고딕" w:hAnsi="맑은 고딕" w:eastAsia="맑은 고딕" w:cs="맑은 고딕"/>
+          <w:color w:val="000000"/>
+        </w:rPr>
+        <w:br/>
+      </w:r>
+      <w:r>
+        <w:rPr>
+          <w:rFonts w:ascii="맑은 고딕" w:hAnsi="맑은 고딕" w:eastAsia="맑은 고딕" w:cs="맑은 고딕"/>
+          <w:color w:val="000000"/>
+        </w:rPr>
+        <w:br/>
+      </w:r>
+      <w:r>
+        <w:rPr>
+          <w:rFonts w:ascii="맑은 고딕" w:hAnsi="맑은 고딕" w:eastAsia="맑은 고딕" w:cs="맑은 고딕"/>
+          <w:color w:val="000000"/>
+        </w:rPr>
+        <w:t>⑤ 이는 물환경보전법이나 폐기물관리법상의 각종 시설설치기준과 배출허용기준 등 여러 가지 규제를 위한 규정과는 그 입법 취지와 목적을 달리하며, 다만 물환경보전법상 ‘특정수질유해물질’의 개념을 원용한 것에 불과하다.</w:t>
+      </w:r>
+      <w:r>
+        <w:rPr>
+          <w:rFonts w:ascii="맑은 고딕" w:hAnsi="맑은 고딕" w:eastAsia="맑은 고딕" w:cs="맑은 고딕"/>
+          <w:color w:val="000000"/>
+        </w:rPr>
+        <w:br/>
+      </w:r>
+      <w:r>
+        <w:rPr>
+          <w:rFonts w:ascii="맑은 고딕" w:hAnsi="맑은 고딕" w:eastAsia="맑은 고딕" w:cs="맑은 고딕"/>
+          <w:color w:val="000000"/>
+        </w:rPr>
+        <w:br/>
+      </w:r>
+      <w:r>
+        <w:rPr>
+          <w:rFonts w:ascii="맑은 고딕" w:hAnsi="맑은 고딕" w:eastAsia="맑은 고딕" w:cs="맑은 고딕"/>
+          <w:color w:val="000000"/>
+          <w:u w:val="single"/>
+        </w:rPr>
+        <w:t>⑥ 따라서 이 사건 조항에 의한 산지전용·산지일시사용의 가능 여부는 당해 시설이 물환경보전법에서 정한 ‘폐수배출시설’에 해당하는지 여부와는 관계없이, 오로지 특정수질유해물질을 소량이라도 배출하는지 여부 또는 폐수무방류배출시설의 설치허가를 받을 수 있는지 여부만에 의하여 판단할 문제이다.</w:t>
+      </w:r>
+      <w:r>
+        <w:rPr>
+          <w:rFonts w:ascii="맑은 고딕" w:hAnsi="맑은 고딕" w:eastAsia="맑은 고딕" w:cs="맑은 고딕"/>
+          <w:color w:val="000000"/>
+        </w:rPr>
+        <w:br/>
+      </w:r>
+      <w:r>
+        <w:rPr>
+          <w:rFonts w:ascii="맑은 고딕" w:hAnsi="맑은 고딕" w:eastAsia="맑은 고딕" w:cs="맑은 고딕"/>
+          <w:color w:val="000000"/>
+        </w:rPr>
+        <w:br/>
+      </w:r>
       <w:r>
         <w:rPr>
           <w:rFonts w:ascii="맑은 고딕" w:hAnsi="맑은 고딕" w:eastAsia="맑은 고딕" w:cs="맑은 고딕"/>
@@ -773,7 +872,7 @@
           <w:color w:val="000000"/>
           <w:u w:val="single"/>
         </w:rPr>
-        <w:t>① 산지관리법 제12조 제1항은 임업용 산지에서는 산지전용 또는 산지일시사용을 할 수 없고, 예외적으로 각 호에 해당하는 행위를 하기 위해서만 이를 할 수 있다고 규정하면서 제13호로 ‘대통령령으로 정하는 지역사회개발 및 산업발전에 필요한 시설의 설치’를 들고 있다.</w:t>
+        <w:t>⑦ 원심은 침출수 처리시설을 갖추더라도 그 침출수에는 당연히 특정수질유해물질이 함유되어 있을 것이므로 이 사건 폐기물매립시설은 폐수무방류배출시설의 설치허가를 받아 운영할 수 없는 시설로서 ‘특정수질유해물질을 배출하는 시설’에 해당한다고 보았다.</w:t>
       </w:r>
       <w:r>
         <w:rPr>
@@ -794,7 +893,7 @@
           <w:rFonts w:ascii="맑은 고딕" w:hAnsi="맑은 고딕" w:eastAsia="맑은 고딕" w:cs="맑은 고딕"/>
           <w:color w:val="000000"/>
         </w:rPr>
-        <w:t>② 그 위임에 따른 시행령 제12조 제10항은 다른 법률에 따라 산지전용허가 등이 의제되는 처분을 받아 설치되는 시설을 말한다고 하면서, 제3호로 ‘물환경보전법 제2조 제8호에 따른 특정수질유해물질을 배출하는 시설. 다만 같은 법 제34조에 따라 폐수무방류배출시설의 설치허가를 받아 운영하는 경우를 제외한다’를 제외 대상으로 규정하고 있다.</w:t>
+        <w:t>⑧ 또한 시행령 제12조 제10항 제4호가 제한대상을 ‘물환경보전법에 따른 폐수배출시설 중 일정 기준의 사업장에 설치되는 시설’이라는 형식으로 규정한 것과 달리, 이 사건 조항은 ‘특정수질유해물질을 배출하는 시설’이라고만 규정함으로써 ‘배출시설’과 ‘폐수배출시설’을 명확히 구분하여 표현하고 있다.</w:t>
       </w:r>
       <w:r>
         <w:rPr>
@@ -813,147 +912,12 @@
       <w:r>
         <w:rPr>
           <w:rFonts w:ascii="맑은 고딕" w:hAnsi="맑은 고딕" w:eastAsia="맑은 고딕" w:cs="맑은 고딕"/>
-          <w:color w:val="000000"/>
-        </w:rPr>
-        <w:t>③ 여기서 ‘특정수질유해물질’이란 사람의 건강, 재산이나 동식물의 생육에 직접 또는 간접으로 위해를 줄 우려가 있는 수질오염물질로서 시행규칙 [별표 3]에서 정하는 구리·납·비소·수은·카드뮴 및 그 화합물 등의 물질을 의미한다.</w:t>
-      </w:r>
-      <w:r>
-        <w:rPr>
-          <w:rFonts w:ascii="맑은 고딕" w:hAnsi="맑은 고딕" w:eastAsia="맑은 고딕" w:cs="맑은 고딕"/>
-          <w:color w:val="000000"/>
-        </w:rPr>
-        <w:br/>
-      </w:r>
-      <w:r>
-        <w:rPr>
-          <w:rFonts w:ascii="맑은 고딕" w:hAnsi="맑은 고딕" w:eastAsia="맑은 고딕" w:cs="맑은 고딕"/>
-          <w:color w:val="000000"/>
-        </w:rPr>
-        <w:br/>
-      </w:r>
-      <w:r>
-        <w:rPr>
-          <w:rFonts w:ascii="맑은 고딕" w:hAnsi="맑은 고딕" w:eastAsia="맑은 고딕" w:cs="맑은 고딕"/>
-          <w:color w:val="000000"/>
-        </w:rPr>
-        <w:t>④ 이 사건 조항은 임업의 생산성을 높이고 수원을 보호하며 자연생태계를 보전하는 등 산림의 공익 기능을 높이고 산지전용을 자연친화적인 방법으로 하기 위한 산지관리법의 입법 취지 및 산지관리의 기본원칙에 따른 것이다.</w:t>
-      </w:r>
-      <w:r>
-        <w:rPr>
-          <w:rFonts w:ascii="맑은 고딕" w:hAnsi="맑은 고딕" w:eastAsia="맑은 고딕" w:cs="맑은 고딕"/>
-          <w:color w:val="000000"/>
-        </w:rPr>
-        <w:br/>
-      </w:r>
-      <w:r>
-        <w:rPr>
-          <w:rFonts w:ascii="맑은 고딕" w:hAnsi="맑은 고딕" w:eastAsia="맑은 고딕" w:cs="맑은 고딕"/>
-          <w:color w:val="000000"/>
-        </w:rPr>
-        <w:br/>
-      </w:r>
-      <w:r>
-        <w:rPr>
-          <w:rFonts w:ascii="맑은 고딕" w:hAnsi="맑은 고딕" w:eastAsia="맑은 고딕" w:cs="맑은 고딕"/>
-          <w:color w:val="000000"/>
-        </w:rPr>
-        <w:t>⑤ 이는 물환경보전법이나 폐기물관리법상의 각종 시설설치기준과 배출허용기준 등 여러 가지 규제를 위한 규정과는 그 입법 취지와 목적을 달리하며, 다만 물환경보전법상 ‘특정수질유해물질’의 개념을 원용한 것에 불과하다.</w:t>
-      </w:r>
-      <w:r>
-        <w:rPr>
-          <w:rFonts w:ascii="맑은 고딕" w:hAnsi="맑은 고딕" w:eastAsia="맑은 고딕" w:cs="맑은 고딕"/>
-          <w:color w:val="000000"/>
-        </w:rPr>
-        <w:br/>
-      </w:r>
-      <w:r>
-        <w:rPr>
-          <w:rFonts w:ascii="맑은 고딕" w:hAnsi="맑은 고딕" w:eastAsia="맑은 고딕" w:cs="맑은 고딕"/>
-          <w:color w:val="000000"/>
-        </w:rPr>
-        <w:br/>
-      </w:r>
-      <w:r>
-        <w:rPr>
-          <w:rFonts w:ascii="맑은 고딕" w:hAnsi="맑은 고딕" w:eastAsia="맑은 고딕" w:cs="맑은 고딕"/>
+          <w:b/>
           <w:color w:val="000000"/>
           <w:u w:val="single"/>
         </w:rPr>
-        <w:t>⑥ 따라서 이 사건 조항에 의한 산지전용·산지일시사용의 가능 여부는 당해 시설이 물환경보전법에서 정한 ‘폐수배출시설’에 해당하는지 여부와는 관계없이, 오로지 특정수질유해물질을 소량이라도 배출하는지 여부 또는 폐수무방류배출시설의 설치허가를 받을 수 있는지 여부만에 의하여 판단할 문제이다.</w:t>
-      </w:r>
-      <w:r>
-        <w:rPr>
-          <w:rFonts w:ascii="맑은 고딕" w:hAnsi="맑은 고딕" w:eastAsia="맑은 고딕" w:cs="맑은 고딕"/>
-          <w:color w:val="000000"/>
-        </w:rPr>
-        <w:br/>
-      </w:r>
-      <w:r>
-        <w:rPr>
-          <w:rFonts w:ascii="맑은 고딕" w:hAnsi="맑은 고딕" w:eastAsia="맑은 고딕" w:cs="맑은 고딕"/>
-          <w:color w:val="000000"/>
-        </w:rPr>
-        <w:br/>
-      </w:r>
-      <w:r>
-        <w:rPr>
-          <w:rFonts w:ascii="맑은 고딕" w:hAnsi="맑은 고딕" w:eastAsia="맑은 고딕" w:cs="맑은 고딕"/>
-          <w:b/>
-          <w:color w:val="000000"/>
-          <w:u w:val="single"/>
-        </w:rPr>
-        <w:t>⑦ 원심은 침출수 처리시설을 갖추더라도 그 침출수에는 당연히 특정수질유해물질이 함유되어 있을 것이므로 이 사건 폐기물매립시설은 폐수무방류배출시설의 설치허가를 받아 운영할 수 없는 시설로서 ‘특정수질유해물질을 배출하는 시설’에 해당한다고 보았다.</w:t>
-      </w:r>
-      <w:r>
-        <w:rPr>
-          <w:rFonts w:ascii="맑은 고딕" w:hAnsi="맑은 고딕" w:eastAsia="맑은 고딕" w:cs="맑은 고딕"/>
-          <w:color w:val="000000"/>
-        </w:rPr>
-        <w:br/>
-      </w:r>
-      <w:r>
-        <w:rPr>
-          <w:rFonts w:ascii="맑은 고딕" w:hAnsi="맑은 고딕" w:eastAsia="맑은 고딕" w:cs="맑은 고딕"/>
-          <w:color w:val="000000"/>
-        </w:rPr>
-        <w:br/>
-      </w:r>
-      <w:r>
-        <w:rPr>
-          <w:rFonts w:ascii="맑은 고딕" w:hAnsi="맑은 고딕" w:eastAsia="맑은 고딕" w:cs="맑은 고딕"/>
-          <w:color w:val="000000"/>
-        </w:rPr>
-        <w:t>⑧ 또한 시행령 제12조 제10항 제4호가 제한대상을 ‘물환경보전법에 따른 폐수배출시설 중 일정 기준의 사업장에 설치되는 시설’이라는 형식으로 규정한 것과 달리, 이 사건 조항은 ‘특정수질유해물질을 배출하는 시설’이라고만 규정함으로써 ‘배출시설’과 ‘폐수배출시설’을 명확히 구분하여 표현하고 있다.</w:t>
-      </w:r>
-      <w:r>
-        <w:rPr>
-          <w:rFonts w:ascii="맑은 고딕" w:hAnsi="맑은 고딕" w:eastAsia="맑은 고딕" w:cs="맑은 고딕"/>
-          <w:color w:val="000000"/>
-        </w:rPr>
-        <w:br/>
-      </w:r>
-      <w:r>
-        <w:rPr>
-          <w:rFonts w:ascii="맑은 고딕" w:hAnsi="맑은 고딕" w:eastAsia="맑은 고딕" w:cs="맑은 고딕"/>
-          <w:color w:val="000000"/>
-        </w:rPr>
-        <w:br/>
-      </w:r>
-      <w:r>
-        <w:rPr>
-          <w:rFonts w:ascii="맑은 고딕" w:hAnsi="맑은 고딕" w:eastAsia="맑은 고딕" w:cs="맑은 고딕"/>
-          <w:b/>
-          <w:color w:val="000000"/>
-          <w:u w:val="single"/>
-        </w:rPr>
         <w:t>⑨ 대법원은 이러한 원심의 판단이 정당하다고 보아 상고를 기각하였다.</w:t>
       </w:r>
-    </w:p>
-    <w:p>
-      <w:pPr>
-        <w:autoSpaceDN w:val="0"/>
-        <w:autoSpaceDE w:val="0"/>
-      </w:pPr>
     </w:p>
     <w:p>
       <w:pPr>
